--- a/applications/micro1-workflow-annotator-pm-marketing/resume.docx
+++ b/applications/micro1-workflow-annotator-pm-marketing/resume.docx
@@ -452,30 +452,6 @@
     </w:p>
     <w:p>
       <w:pPr>
-        <w:spacing w:after="30"/>
-        <w:ind w:left="259" w:hanging="259"/>
-      </w:pPr>
-      <w:r>
-        <w:rPr>
-          <w:rFonts w:ascii="Calibri" w:hAnsi="Calibri"/>
-          <w:b w:val="0"/>
-          <w:i w:val="0"/>
-          <w:color w:val="163A5F"/>
-        </w:rPr>
-        <w:t xml:space="preserve">•  </w:t>
-      </w:r>
-      <w:r>
-        <w:rPr>
-          <w:rFonts w:ascii="Calibri" w:hAnsi="Calibri"/>
-          <w:b w:val="0"/>
-          <w:i w:val="0"/>
-          <w:color w:val="1A1A1A"/>
-        </w:rPr>
-        <w:t>Translated performance data into strategic recommendations for multi-stakeholder accounts spanning marketing and technology channels.</w:t>
-      </w:r>
-    </w:p>
-    <w:p>
-      <w:pPr>
         <w:tabs>
           <w:tab w:pos="10512" w:val="right"/>
         </w:tabs>
@@ -597,31 +573,7 @@
           <w:i w:val="0"/>
           <w:color w:val="1A1A1A"/>
         </w:rPr>
-        <w:t>Onboarded and managed 15–20 reseller partners (deal sizes ~$10K–$45K), retaining all but one (~94% retention) during tenure.</w:t>
-      </w:r>
-    </w:p>
-    <w:p>
-      <w:pPr>
-        <w:spacing w:after="30"/>
-        <w:ind w:left="259" w:hanging="259"/>
-      </w:pPr>
-      <w:r>
-        <w:rPr>
-          <w:rFonts w:ascii="Calibri" w:hAnsi="Calibri"/>
-          <w:b w:val="0"/>
-          <w:i w:val="0"/>
-          <w:color w:val="163A5F"/>
-        </w:rPr>
-        <w:t xml:space="preserve">•  </w:t>
-      </w:r>
-      <w:r>
-        <w:rPr>
-          <w:rFonts w:ascii="Calibri" w:hAnsi="Calibri"/>
-          <w:b w:val="0"/>
-          <w:i w:val="0"/>
-          <w:color w:val="1A1A1A"/>
-        </w:rPr>
-        <w:t>Analyzed partner utilization and performance metrics to identify adoption gaps and recommend interventions that reduced churn.</w:t>
+        <w:t>Onboarded and managed 15–20 reseller partners (deal sizes ~$10K–$45K), retaining all but one (~94% retention) while analyzing utilization metrics to identify adoption gaps and reduce churn.</w:t>
       </w:r>
     </w:p>
     <w:p>
@@ -951,6 +903,30 @@
           <w:i w:val="0"/>
           <w:color w:val="1A1A1A"/>
         </w:rPr>
+        <w:t>Built and demonstrated Power BI dashboards showing how Accelo's API could sync live platform data into client BI reporting — translating raw system data into the reporting view a stakeholder actually needed.</w:t>
+      </w:r>
+    </w:p>
+    <w:p>
+      <w:pPr>
+        <w:spacing w:after="30"/>
+        <w:ind w:left="259" w:hanging="259"/>
+      </w:pPr>
+      <w:r>
+        <w:rPr>
+          <w:rFonts w:ascii="Calibri" w:hAnsi="Calibri"/>
+          <w:b w:val="0"/>
+          <w:i w:val="0"/>
+          <w:color w:val="163A5F"/>
+        </w:rPr>
+        <w:t xml:space="preserve">•  </w:t>
+      </w:r>
+      <w:r>
+        <w:rPr>
+          <w:rFonts w:ascii="Calibri" w:hAnsi="Calibri"/>
+          <w:b w:val="0"/>
+          <w:i w:val="0"/>
+          <w:color w:val="1A1A1A"/>
+        </w:rPr>
         <w:t>Guided client onboarding, workflow design, and API integrations, advising C-suite executives as a trusted advisor on operational system design.</w:t>
       </w:r>
     </w:p>
@@ -1256,7 +1232,7 @@
           <w:i w:val="0"/>
           <w:color w:val="1A1A1A"/>
         </w:rPr>
-        <w:t xml:space="preserve">Analytics &amp; Marketing Stack:  </w:t>
+        <w:t xml:space="preserve">Analytics &amp; Reporting:  </w:t>
       </w:r>
       <w:r>
         <w:rPr>
@@ -1265,7 +1241,30 @@
           <w:i w:val="0"/>
           <w:color w:val="1A1A1A"/>
         </w:rPr>
-        <w:t>GA4, Google Search Console, GoHighLevel, HubSpot, Salesforce, KPI Tracking, Campaign Attribution, ROI Dashboards</w:t>
+        <w:t>Power BI, GA4, Google Search Console, API-to-BI Data Syncing, KPI Tracking, Campaign Attribution, ROI Dashboards, Executive Readouts</w:t>
+      </w:r>
+    </w:p>
+    <w:p>
+      <w:pPr>
+        <w:spacing w:after="30"/>
+      </w:pPr>
+      <w:r>
+        <w:rPr>
+          <w:rFonts w:ascii="Calibri" w:hAnsi="Calibri"/>
+          <w:b/>
+          <w:i w:val="0"/>
+          <w:color w:val="1A1A1A"/>
+        </w:rPr>
+        <w:t xml:space="preserve">Marketing Stack:  </w:t>
+      </w:r>
+      <w:r>
+        <w:rPr>
+          <w:rFonts w:ascii="Calibri" w:hAnsi="Calibri"/>
+          <w:b w:val="0"/>
+          <w:i w:val="0"/>
+          <w:color w:val="1A1A1A"/>
+        </w:rPr>
+        <w:t>GoHighLevel, HubSpot, Salesforce, Notion, GitHub (MCP), Google Drive</w:t>
       </w:r>
     </w:p>
     <w:p>
